--- a/x86/Update Instructions.docx
+++ b/x86/Update Instructions.docx
@@ -108,7 +108,7 @@
           <wp:inline distB="114300" distT="114300" distL="114300" distR="114300">
             <wp:extent cx="1571625" cy="1200150"/>
             <wp:effectExtent b="0" l="0" r="0" t="0"/>
-            <wp:docPr id="1" name="image1.png"/>
+            <wp:docPr id="2" name="image1.png"/>
             <a:graphic>
               <a:graphicData uri="http://schemas.openxmlformats.org/drawingml/2006/picture">
                 <pic:pic>
@@ -312,6 +312,119 @@
           <w:szCs w:val="24"/>
         </w:rPr>
       </w:pPr>
+      <w:r>
+        <w:rPr>
+          <w:rFonts w:ascii="Times New Roman" w:cs="Times New Roman" w:eastAsia="Times New Roman" w:hAnsi="Times New Roman"/>
+          <w:sz w:val="24"/>
+          <w:szCs w:val="24"/>
+          <w:u w:val="single"/>
+          <w:rtl w:val="0"/>
+        </w:rPr>
+        <w:t xml:space="preserve">Step 4 Delete dangling containers as necessary:</w:t>
+      </w:r>
+      <w:r>
+        <w:rPr>
+          <w:rtl w:val="0"/>
+        </w:rPr>
+      </w:r>
+    </w:p>
+    <w:p>
+      <w:pPr>
+        <w:rPr>
+          <w:rFonts w:ascii="Times New Roman" w:cs="Times New Roman" w:eastAsia="Times New Roman" w:hAnsi="Times New Roman"/>
+          <w:sz w:val="24"/>
+          <w:szCs w:val="24"/>
+        </w:rPr>
+      </w:pPr>
+      <w:r>
+        <w:rPr>
+          <w:rFonts w:ascii="Times New Roman" w:cs="Times New Roman" w:eastAsia="Times New Roman" w:hAnsi="Times New Roman"/>
+          <w:sz w:val="24"/>
+          <w:szCs w:val="24"/>
+          <w:rtl w:val="0"/>
+        </w:rPr>
+        <w:t xml:space="preserve">A &lt;none&gt; image will appear per update. They are harmless and can be deleted.</w:t>
+      </w:r>
+    </w:p>
+    <w:p>
+      <w:pPr>
+        <w:rPr>
+          <w:rFonts w:ascii="Times New Roman" w:cs="Times New Roman" w:eastAsia="Times New Roman" w:hAnsi="Times New Roman"/>
+          <w:sz w:val="24"/>
+          <w:szCs w:val="24"/>
+        </w:rPr>
+      </w:pPr>
+      <w:r>
+        <w:rPr>
+          <w:rFonts w:ascii="Times New Roman" w:cs="Times New Roman" w:eastAsia="Times New Roman" w:hAnsi="Times New Roman"/>
+          <w:sz w:val="24"/>
+          <w:szCs w:val="24"/>
+          <w:rtl w:val="0"/>
+        </w:rPr>
+        <w:t xml:space="preserve">Files and data should not be affected.</w:t>
+      </w:r>
+    </w:p>
+    <w:p>
+      <w:pPr>
+        <w:rPr>
+          <w:rFonts w:ascii="Times New Roman" w:cs="Times New Roman" w:eastAsia="Times New Roman" w:hAnsi="Times New Roman"/>
+          <w:sz w:val="24"/>
+          <w:szCs w:val="24"/>
+        </w:rPr>
+      </w:pPr>
+      <w:r>
+        <w:rPr>
+          <w:rtl w:val="0"/>
+        </w:rPr>
+      </w:r>
+    </w:p>
+    <w:p>
+      <w:pPr>
+        <w:rPr>
+          <w:rFonts w:ascii="Times New Roman" w:cs="Times New Roman" w:eastAsia="Times New Roman" w:hAnsi="Times New Roman"/>
+          <w:sz w:val="24"/>
+          <w:szCs w:val="24"/>
+        </w:rPr>
+      </w:pPr>
+      <w:r>
+        <w:rPr>
+          <w:rFonts w:ascii="Times New Roman" w:cs="Times New Roman" w:eastAsia="Times New Roman" w:hAnsi="Times New Roman"/>
+          <w:sz w:val="24"/>
+          <w:szCs w:val="24"/>
+        </w:rPr>
+        <w:drawing>
+          <wp:inline distB="114300" distT="114300" distL="114300" distR="114300">
+            <wp:extent cx="5943600" cy="2133600"/>
+            <wp:effectExtent b="0" l="0" r="0" t="0"/>
+            <wp:docPr id="1" name="image2.png"/>
+            <a:graphic>
+              <a:graphicData uri="http://schemas.openxmlformats.org/drawingml/2006/picture">
+                <pic:pic>
+                  <pic:nvPicPr>
+                    <pic:cNvPr id="0" name="image2.png"/>
+                    <pic:cNvPicPr preferRelativeResize="0"/>
+                  </pic:nvPicPr>
+                  <pic:blipFill>
+                    <a:blip r:embed="rId8"/>
+                    <a:srcRect b="0" l="0" r="0" t="0"/>
+                    <a:stretch>
+                      <a:fillRect/>
+                    </a:stretch>
+                  </pic:blipFill>
+                  <pic:spPr>
+                    <a:xfrm>
+                      <a:off x="0" y="0"/>
+                      <a:ext cx="5943600" cy="2133600"/>
+                    </a:xfrm>
+                    <a:prstGeom prst="rect"/>
+                    <a:ln/>
+                  </pic:spPr>
+                </pic:pic>
+              </a:graphicData>
+            </a:graphic>
+          </wp:inline>
+        </w:drawing>
+      </w:r>
       <w:r>
         <w:rPr>
           <w:rtl w:val="0"/>

--- a/x86/Update Instructions.docx
+++ b/x86/Update Instructions.docx
@@ -320,7 +320,7 @@
           <w:u w:val="single"/>
           <w:rtl w:val="0"/>
         </w:rPr>
-        <w:t xml:space="preserve">Step 4 Delete dangling containers as necessary:</w:t>
+        <w:t xml:space="preserve">Step 4 Delete dangling images as necessary:</w:t>
       </w:r>
       <w:r>
         <w:rPr>

--- a/x86/Update Instructions.docx
+++ b/x86/Update Instructions.docx
@@ -189,7 +189,7 @@
           <w:u w:val="single"/>
           <w:rtl w:val="0"/>
         </w:rPr>
-        <w:t xml:space="preserve">Step 2 Update the dockerfile using the command:</w:t>
+        <w:t xml:space="preserve">Step 2 Update the image (built from our Dockerfile) using the command:</w:t>
       </w:r>
     </w:p>
     <w:p>

--- a/x86/Update Instructions.docx
+++ b/x86/Update Instructions.docx
@@ -64,7 +64,7 @@
           <w:u w:val="single"/>
           <w:rtl w:val="0"/>
         </w:rPr>
-        <w:t xml:space="preserve">Step 1 Make sure to stop the container first and the delete</w:t>
+        <w:t xml:space="preserve">Step 1 Make sure to stop the container first and then delete</w:t>
       </w:r>
       <w:r>
         <w:rPr>
@@ -108,12 +108,12 @@
           <wp:inline distB="114300" distT="114300" distL="114300" distR="114300">
             <wp:extent cx="1571625" cy="1200150"/>
             <wp:effectExtent b="0" l="0" r="0" t="0"/>
-            <wp:docPr id="2" name="image1.png"/>
+            <wp:docPr id="1" name="image2.png"/>
             <a:graphic>
               <a:graphicData uri="http://schemas.openxmlformats.org/drawingml/2006/picture">
                 <pic:pic>
                   <pic:nvPicPr>
-                    <pic:cNvPr id="0" name="image1.png"/>
+                    <pic:cNvPr id="0" name="image2.png"/>
                     <pic:cNvPicPr preferRelativeResize="0"/>
                   </pic:nvPicPr>
                   <pic:blipFill>
@@ -396,12 +396,12 @@
           <wp:inline distB="114300" distT="114300" distL="114300" distR="114300">
             <wp:extent cx="5943600" cy="2133600"/>
             <wp:effectExtent b="0" l="0" r="0" t="0"/>
-            <wp:docPr id="1" name="image2.png"/>
+            <wp:docPr id="2" name="image1.png"/>
             <a:graphic>
               <a:graphicData uri="http://schemas.openxmlformats.org/drawingml/2006/picture">
                 <pic:pic>
                   <pic:nvPicPr>
-                    <pic:cNvPr id="0" name="image2.png"/>
+                    <pic:cNvPr id="0" name="image1.png"/>
                     <pic:cNvPicPr preferRelativeResize="0"/>
                   </pic:nvPicPr>
                   <pic:blipFill>
@@ -934,7 +934,7 @@
 
 <file path=customXML/item1.xml><?xml version="1.0" encoding="utf-8"?>
 <go:gDocsCustomXmlDataStorage xmlns:go="http://customooxmlschemas.google.com/" xmlns:r="http://schemas.openxmlformats.org/officeDocument/2006/relationships" uri="GoogleDocsCustomDataVersion2">
-  <go:docsCustomData xmlns:go="http://customooxmlschemas.google.com/" roundtripDataSignature="AMtx7mjUvH0a/yDTFIgfLXmdli8jN3rsOQ==">CgMxLjA4AHIhMUxSdkJJOC1qanFmeC11TTYwRERlXy02V3RTbVlIellV</go:docsCustomData>
+  <go:docsCustomData xmlns:go="http://customooxmlschemas.google.com/" roundtripDataSignature="AMtx7mhvpgmth2WZQ8OFp2iEFKQ4Nk/ykg==">CgMxLjA4AHIhMXZOTTRNdll1WnpMVW5Pc181eWhndENieEhLUTNIR1pS</go:docsCustomData>
 </go:gDocsCustomXmlDataStorage>
 </file>
 
